--- a/certificatse system.docx
+++ b/certificatse system.docx
@@ -835,23 +835,13 @@
           <w14:ligatures w14:val="none"/>
         </w:rPr>
       </w:pPr>
-      <w:proofErr w:type="gramStart"/>
-      <w:r>
-        <w:rPr>
-          <w:rFonts w:ascii="Times New Roman" w:eastAsia="Times New Roman" w:hAnsi="Times New Roman" w:cs="Times New Roman"/>
-          <w:kern w:val="0"/>
-          <w14:ligatures w14:val="none"/>
-        </w:rPr>
-        <w:t>To generate</w:t>
-      </w:r>
-      <w:proofErr w:type="gramEnd"/>
-      <w:r>
-        <w:rPr>
-          <w:rFonts w:ascii="Times New Roman" w:eastAsia="Times New Roman" w:hAnsi="Times New Roman" w:cs="Times New Roman"/>
-          <w:kern w:val="0"/>
-          <w14:ligatures w14:val="none"/>
-        </w:rPr>
-        <w:t xml:space="preserve"> certificates dynamically in PDF format </w:t>
+      <w:r>
+        <w:rPr>
+          <w:rFonts w:ascii="Times New Roman" w:eastAsia="Times New Roman" w:hAnsi="Times New Roman" w:cs="Times New Roman"/>
+          <w:kern w:val="0"/>
+          <w14:ligatures w14:val="none"/>
+        </w:rPr>
+        <w:t xml:space="preserve">To generate certificates dynamically in PDF format </w:t>
       </w:r>
     </w:p>
     <w:p>
@@ -3376,23 +3366,13 @@
           <w14:ligatures w14:val="none"/>
         </w:rPr>
       </w:pPr>
-      <w:proofErr w:type="gramStart"/>
-      <w:r>
-        <w:rPr>
-          <w:rFonts w:ascii="Times New Roman" w:eastAsia="Times New Roman" w:hAnsi="Times New Roman" w:cs="Times New Roman"/>
-          <w:kern w:val="0"/>
-          <w14:ligatures w14:val="none"/>
-        </w:rPr>
-        <w:t>Improves</w:t>
-      </w:r>
-      <w:proofErr w:type="gramEnd"/>
-      <w:r>
-        <w:rPr>
-          <w:rFonts w:ascii="Times New Roman" w:eastAsia="Times New Roman" w:hAnsi="Times New Roman" w:cs="Times New Roman"/>
-          <w:kern w:val="0"/>
-          <w14:ligatures w14:val="none"/>
-        </w:rPr>
-        <w:t xml:space="preserve"> organization through categorization </w:t>
+      <w:r>
+        <w:rPr>
+          <w:rFonts w:ascii="Times New Roman" w:eastAsia="Times New Roman" w:hAnsi="Times New Roman" w:cs="Times New Roman"/>
+          <w:kern w:val="0"/>
+          <w14:ligatures w14:val="none"/>
+        </w:rPr>
+        <w:t xml:space="preserve">Improves organization through categorization </w:t>
       </w:r>
     </w:p>
     <w:p>
@@ -3408,23 +3388,13 @@
           <w14:ligatures w14:val="none"/>
         </w:rPr>
       </w:pPr>
-      <w:proofErr w:type="gramStart"/>
-      <w:r>
-        <w:rPr>
-          <w:rFonts w:ascii="Times New Roman" w:eastAsia="Times New Roman" w:hAnsi="Times New Roman" w:cs="Times New Roman"/>
-          <w:kern w:val="0"/>
-          <w14:ligatures w14:val="none"/>
-        </w:rPr>
-        <w:t>Enhances</w:t>
-      </w:r>
-      <w:proofErr w:type="gramEnd"/>
-      <w:r>
-        <w:rPr>
-          <w:rFonts w:ascii="Times New Roman" w:eastAsia="Times New Roman" w:hAnsi="Times New Roman" w:cs="Times New Roman"/>
-          <w:kern w:val="0"/>
-          <w14:ligatures w14:val="none"/>
-        </w:rPr>
-        <w:t xml:space="preserve"> trust with verification features </w:t>
+      <w:r>
+        <w:rPr>
+          <w:rFonts w:ascii="Times New Roman" w:eastAsia="Times New Roman" w:hAnsi="Times New Roman" w:cs="Times New Roman"/>
+          <w:kern w:val="0"/>
+          <w14:ligatures w14:val="none"/>
+        </w:rPr>
+        <w:t xml:space="preserve">Enhances trust with verification features </w:t>
       </w:r>
     </w:p>
     <w:p>
@@ -3878,6 +3848,94 @@
         </w:rPr>
         <w:t>QR code technology resources</w:t>
       </w:r>
+    </w:p>
+    <w:p>
+      <w:pPr>
+        <w:pStyle w:val="NormalWeb"/>
+        <w:numPr>
+          <w:ilvl w:val="0"/>
+          <w:numId w:val="63"/>
+        </w:numPr>
+        <w:spacing w:before="240" w:beforeAutospacing="0" w:after="240" w:afterAutospacing="0"/>
+        <w:textAlignment w:val="baseline"/>
+        <w:rPr>
+          <w:rFonts w:ascii="Arial" w:hAnsi="Arial" w:cs="Arial"/>
+          <w:color w:val="000000"/>
+          <w:sz w:val="22"/>
+          <w:szCs w:val="22"/>
+        </w:rPr>
+      </w:pPr>
+      <w:r>
+        <w:rPr>
+          <w:rFonts w:ascii="Arial" w:hAnsi="Arial" w:cs="Arial"/>
+          <w:b/>
+          <w:bCs/>
+          <w:color w:val="000000"/>
+          <w:sz w:val="22"/>
+          <w:szCs w:val="22"/>
+        </w:rPr>
+        <w:t>Responsiveness</w:t>
+      </w:r>
+      <w:r>
+        <w:rPr>
+          <w:rFonts w:ascii="Arial" w:hAnsi="Arial" w:cs="Arial"/>
+          <w:b/>
+          <w:bCs/>
+          <w:color w:val="000000"/>
+          <w:sz w:val="22"/>
+          <w:szCs w:val="22"/>
+        </w:rPr>
+        <w:br/>
+      </w:r>
+      <w:r>
+        <w:rPr>
+          <w:rFonts w:ascii="Arial" w:hAnsi="Arial" w:cs="Arial"/>
+          <w:b/>
+          <w:bCs/>
+          <w:color w:val="000000"/>
+          <w:sz w:val="22"/>
+          <w:szCs w:val="22"/>
+        </w:rPr>
+        <w:br/>
+      </w:r>
+    </w:p>
+    <w:p>
+      <w:pPr>
+        <w:pStyle w:val="NormalWeb"/>
+        <w:numPr>
+          <w:ilvl w:val="1"/>
+          <w:numId w:val="63"/>
+        </w:numPr>
+        <w:spacing w:before="240" w:beforeAutospacing="0" w:after="0" w:afterAutospacing="0"/>
+        <w:textAlignment w:val="baseline"/>
+        <w:rPr>
+          <w:rFonts w:ascii="Arial" w:hAnsi="Arial" w:cs="Arial"/>
+          <w:color w:val="000000"/>
+          <w:sz w:val="22"/>
+          <w:szCs w:val="22"/>
+        </w:rPr>
+      </w:pPr>
+      <w:r>
+        <w:rPr>
+          <w:rFonts w:ascii="Arial" w:hAnsi="Arial" w:cs="Arial"/>
+          <w:color w:val="000000"/>
+          <w:sz w:val="22"/>
+          <w:szCs w:val="22"/>
+        </w:rPr>
+        <w:t>Mobile-first design, flexible layouts for tablet and desktop</w:t>
+      </w:r>
+    </w:p>
+    <w:p/>
+    <w:p/>
+    <w:p>
+      <w:hyperlink r:id="rId5" w:history="1">
+        <w:r>
+          <w:rPr>
+            <w:rStyle w:val="Hyperlink"/>
+          </w:rPr>
+          <w:t>https://colorhunt.co/palette/111f4df2f4f7e43a19020205</w:t>
+        </w:r>
+      </w:hyperlink>
     </w:p>
     <w:p/>
     <w:sectPr>
@@ -4806,7 +4864,7 @@
         <w:sz w:val="20"/>
       </w:rPr>
     </w:lvl>
-    <w:lvl w:ilvl="1" w:tentative="1">
+    <w:lvl w:ilvl="1">
       <w:start w:val="1"/>
       <w:numFmt w:val="bullet"/>
       <w:lvlText w:val="o"/>
@@ -6724,6 +6782,123 @@
     </w:lvl>
   </w:abstractNum>
   <w:abstractNum w:abstractNumId="19" w15:restartNumberingAfterBreak="0">
+    <w:nsid w:val="28521891"/>
+    <w:multiLevelType w:val="multilevel"/>
+    <w:tmpl w:val="2B3E6026"/>
+    <w:lvl w:ilvl="0">
+      <w:start w:val="1"/>
+      <w:numFmt w:val="decimal"/>
+      <w:lvlText w:val="%1."/>
+      <w:lvlJc w:val="left"/>
+      <w:pPr>
+        <w:tabs>
+          <w:tab w:val="num" w:pos="720"/>
+        </w:tabs>
+        <w:ind w:left="720" w:hanging="360"/>
+      </w:pPr>
+    </w:lvl>
+    <w:lvl w:ilvl="1">
+      <w:start w:val="1"/>
+      <w:numFmt w:val="bullet"/>
+      <w:lvlText w:val="o"/>
+      <w:lvlJc w:val="left"/>
+      <w:pPr>
+        <w:tabs>
+          <w:tab w:val="num" w:pos="1440"/>
+        </w:tabs>
+        <w:ind w:left="1440" w:hanging="360"/>
+      </w:pPr>
+      <w:rPr>
+        <w:rFonts w:ascii="Courier New" w:hAnsi="Courier New" w:hint="default"/>
+        <w:sz w:val="20"/>
+      </w:rPr>
+    </w:lvl>
+    <w:lvl w:ilvl="2" w:tentative="1">
+      <w:start w:val="1"/>
+      <w:numFmt w:val="decimal"/>
+      <w:lvlText w:val="%3."/>
+      <w:lvlJc w:val="left"/>
+      <w:pPr>
+        <w:tabs>
+          <w:tab w:val="num" w:pos="2160"/>
+        </w:tabs>
+        <w:ind w:left="2160" w:hanging="360"/>
+      </w:pPr>
+    </w:lvl>
+    <w:lvl w:ilvl="3" w:tentative="1">
+      <w:start w:val="1"/>
+      <w:numFmt w:val="decimal"/>
+      <w:lvlText w:val="%4."/>
+      <w:lvlJc w:val="left"/>
+      <w:pPr>
+        <w:tabs>
+          <w:tab w:val="num" w:pos="2880"/>
+        </w:tabs>
+        <w:ind w:left="2880" w:hanging="360"/>
+      </w:pPr>
+    </w:lvl>
+    <w:lvl w:ilvl="4" w:tentative="1">
+      <w:start w:val="1"/>
+      <w:numFmt w:val="decimal"/>
+      <w:lvlText w:val="%5."/>
+      <w:lvlJc w:val="left"/>
+      <w:pPr>
+        <w:tabs>
+          <w:tab w:val="num" w:pos="3600"/>
+        </w:tabs>
+        <w:ind w:left="3600" w:hanging="360"/>
+      </w:pPr>
+    </w:lvl>
+    <w:lvl w:ilvl="5" w:tentative="1">
+      <w:start w:val="1"/>
+      <w:numFmt w:val="decimal"/>
+      <w:lvlText w:val="%6."/>
+      <w:lvlJc w:val="left"/>
+      <w:pPr>
+        <w:tabs>
+          <w:tab w:val="num" w:pos="4320"/>
+        </w:tabs>
+        <w:ind w:left="4320" w:hanging="360"/>
+      </w:pPr>
+    </w:lvl>
+    <w:lvl w:ilvl="6" w:tentative="1">
+      <w:start w:val="1"/>
+      <w:numFmt w:val="decimal"/>
+      <w:lvlText w:val="%7."/>
+      <w:lvlJc w:val="left"/>
+      <w:pPr>
+        <w:tabs>
+          <w:tab w:val="num" w:pos="5040"/>
+        </w:tabs>
+        <w:ind w:left="5040" w:hanging="360"/>
+      </w:pPr>
+    </w:lvl>
+    <w:lvl w:ilvl="7" w:tentative="1">
+      <w:start w:val="1"/>
+      <w:numFmt w:val="decimal"/>
+      <w:lvlText w:val="%8."/>
+      <w:lvlJc w:val="left"/>
+      <w:pPr>
+        <w:tabs>
+          <w:tab w:val="num" w:pos="5760"/>
+        </w:tabs>
+        <w:ind w:left="5760" w:hanging="360"/>
+      </w:pPr>
+    </w:lvl>
+    <w:lvl w:ilvl="8" w:tentative="1">
+      <w:start w:val="1"/>
+      <w:numFmt w:val="decimal"/>
+      <w:lvlText w:val="%9."/>
+      <w:lvlJc w:val="left"/>
+      <w:pPr>
+        <w:tabs>
+          <w:tab w:val="num" w:pos="6480"/>
+        </w:tabs>
+        <w:ind w:left="6480" w:hanging="360"/>
+      </w:pPr>
+    </w:lvl>
+  </w:abstractNum>
+  <w:abstractNum w:abstractNumId="20" w15:restartNumberingAfterBreak="0">
     <w:nsid w:val="2B9D6C7B"/>
     <w:multiLevelType w:val="multilevel"/>
     <w:tmpl w:val="14D8FA5C"/>
@@ -6872,7 +7047,7 @@
       </w:rPr>
     </w:lvl>
   </w:abstractNum>
-  <w:abstractNum w:abstractNumId="20" w15:restartNumberingAfterBreak="0">
+  <w:abstractNum w:abstractNumId="21" w15:restartNumberingAfterBreak="0">
     <w:nsid w:val="2ECD27AE"/>
     <w:multiLevelType w:val="multilevel"/>
     <w:tmpl w:val="11E4D3A2"/>
@@ -7021,7 +7196,7 @@
       </w:rPr>
     </w:lvl>
   </w:abstractNum>
-  <w:abstractNum w:abstractNumId="21" w15:restartNumberingAfterBreak="0">
+  <w:abstractNum w:abstractNumId="22" w15:restartNumberingAfterBreak="0">
     <w:nsid w:val="30C65344"/>
     <w:multiLevelType w:val="multilevel"/>
     <w:tmpl w:val="2492825E"/>
@@ -7170,7 +7345,7 @@
       </w:rPr>
     </w:lvl>
   </w:abstractNum>
-  <w:abstractNum w:abstractNumId="22" w15:restartNumberingAfterBreak="0">
+  <w:abstractNum w:abstractNumId="23" w15:restartNumberingAfterBreak="0">
     <w:nsid w:val="32366E80"/>
     <w:multiLevelType w:val="multilevel"/>
     <w:tmpl w:val="FF4CBE00"/>
@@ -7319,7 +7494,7 @@
       </w:rPr>
     </w:lvl>
   </w:abstractNum>
-  <w:abstractNum w:abstractNumId="23" w15:restartNumberingAfterBreak="0">
+  <w:abstractNum w:abstractNumId="24" w15:restartNumberingAfterBreak="0">
     <w:nsid w:val="34FB35A5"/>
     <w:multiLevelType w:val="multilevel"/>
     <w:tmpl w:val="9230BB80"/>
@@ -7468,7 +7643,7 @@
       </w:rPr>
     </w:lvl>
   </w:abstractNum>
-  <w:abstractNum w:abstractNumId="24" w15:restartNumberingAfterBreak="0">
+  <w:abstractNum w:abstractNumId="25" w15:restartNumberingAfterBreak="0">
     <w:nsid w:val="362D2742"/>
     <w:multiLevelType w:val="multilevel"/>
     <w:tmpl w:val="A97A3D4C"/>
@@ -7617,7 +7792,7 @@
       </w:rPr>
     </w:lvl>
   </w:abstractNum>
-  <w:abstractNum w:abstractNumId="25" w15:restartNumberingAfterBreak="0">
+  <w:abstractNum w:abstractNumId="26" w15:restartNumberingAfterBreak="0">
     <w:nsid w:val="39EC581C"/>
     <w:multiLevelType w:val="multilevel"/>
     <w:tmpl w:val="C3CAABBE"/>
@@ -7766,7 +7941,7 @@
       </w:rPr>
     </w:lvl>
   </w:abstractNum>
-  <w:abstractNum w:abstractNumId="26" w15:restartNumberingAfterBreak="0">
+  <w:abstractNum w:abstractNumId="27" w15:restartNumberingAfterBreak="0">
     <w:nsid w:val="3B7D6645"/>
     <w:multiLevelType w:val="multilevel"/>
     <w:tmpl w:val="704C7FF8"/>
@@ -7879,7 +8054,7 @@
       </w:pPr>
     </w:lvl>
   </w:abstractNum>
-  <w:abstractNum w:abstractNumId="27" w15:restartNumberingAfterBreak="0">
+  <w:abstractNum w:abstractNumId="28" w15:restartNumberingAfterBreak="0">
     <w:nsid w:val="3BA73ACC"/>
     <w:multiLevelType w:val="multilevel"/>
     <w:tmpl w:val="ADEA7614"/>
@@ -8028,7 +8203,7 @@
       </w:rPr>
     </w:lvl>
   </w:abstractNum>
-  <w:abstractNum w:abstractNumId="28" w15:restartNumberingAfterBreak="0">
+  <w:abstractNum w:abstractNumId="29" w15:restartNumberingAfterBreak="0">
     <w:nsid w:val="3DFD5C36"/>
     <w:multiLevelType w:val="multilevel"/>
     <w:tmpl w:val="9F3A1D56"/>
@@ -8177,7 +8352,7 @@
       </w:rPr>
     </w:lvl>
   </w:abstractNum>
-  <w:abstractNum w:abstractNumId="29" w15:restartNumberingAfterBreak="0">
+  <w:abstractNum w:abstractNumId="30" w15:restartNumberingAfterBreak="0">
     <w:nsid w:val="3F457D5D"/>
     <w:multiLevelType w:val="multilevel"/>
     <w:tmpl w:val="67C44762"/>
@@ -8326,7 +8501,7 @@
       </w:rPr>
     </w:lvl>
   </w:abstractNum>
-  <w:abstractNum w:abstractNumId="30" w15:restartNumberingAfterBreak="0">
+  <w:abstractNum w:abstractNumId="31" w15:restartNumberingAfterBreak="0">
     <w:nsid w:val="4006758C"/>
     <w:multiLevelType w:val="multilevel"/>
     <w:tmpl w:val="7C08E604"/>
@@ -8475,7 +8650,7 @@
       </w:rPr>
     </w:lvl>
   </w:abstractNum>
-  <w:abstractNum w:abstractNumId="31" w15:restartNumberingAfterBreak="0">
+  <w:abstractNum w:abstractNumId="32" w15:restartNumberingAfterBreak="0">
     <w:nsid w:val="426D2028"/>
     <w:multiLevelType w:val="multilevel"/>
     <w:tmpl w:val="BEDC9216"/>
@@ -8588,7 +8763,7 @@
       </w:pPr>
     </w:lvl>
   </w:abstractNum>
-  <w:abstractNum w:abstractNumId="32" w15:restartNumberingAfterBreak="0">
+  <w:abstractNum w:abstractNumId="33" w15:restartNumberingAfterBreak="0">
     <w:nsid w:val="43AC5ED1"/>
     <w:multiLevelType w:val="multilevel"/>
     <w:tmpl w:val="AA283A82"/>
@@ -8737,7 +8912,7 @@
       </w:rPr>
     </w:lvl>
   </w:abstractNum>
-  <w:abstractNum w:abstractNumId="33" w15:restartNumberingAfterBreak="0">
+  <w:abstractNum w:abstractNumId="34" w15:restartNumberingAfterBreak="0">
     <w:nsid w:val="440827E0"/>
     <w:multiLevelType w:val="multilevel"/>
     <w:tmpl w:val="CBE21DDC"/>
@@ -8886,7 +9061,7 @@
       </w:rPr>
     </w:lvl>
   </w:abstractNum>
-  <w:abstractNum w:abstractNumId="34" w15:restartNumberingAfterBreak="0">
+  <w:abstractNum w:abstractNumId="35" w15:restartNumberingAfterBreak="0">
     <w:nsid w:val="44967C2A"/>
     <w:multiLevelType w:val="multilevel"/>
     <w:tmpl w:val="62E2DC28"/>
@@ -9035,7 +9210,7 @@
       </w:rPr>
     </w:lvl>
   </w:abstractNum>
-  <w:abstractNum w:abstractNumId="35" w15:restartNumberingAfterBreak="0">
+  <w:abstractNum w:abstractNumId="36" w15:restartNumberingAfterBreak="0">
     <w:nsid w:val="46B0003D"/>
     <w:multiLevelType w:val="multilevel"/>
     <w:tmpl w:val="ABDA5DA2"/>
@@ -9184,7 +9359,7 @@
       </w:rPr>
     </w:lvl>
   </w:abstractNum>
-  <w:abstractNum w:abstractNumId="36" w15:restartNumberingAfterBreak="0">
+  <w:abstractNum w:abstractNumId="37" w15:restartNumberingAfterBreak="0">
     <w:nsid w:val="49DA7752"/>
     <w:multiLevelType w:val="multilevel"/>
     <w:tmpl w:val="B8A04A5A"/>
@@ -9333,7 +9508,7 @@
       </w:rPr>
     </w:lvl>
   </w:abstractNum>
-  <w:abstractNum w:abstractNumId="37" w15:restartNumberingAfterBreak="0">
+  <w:abstractNum w:abstractNumId="38" w15:restartNumberingAfterBreak="0">
     <w:nsid w:val="4B344122"/>
     <w:multiLevelType w:val="multilevel"/>
     <w:tmpl w:val="F81AC498"/>
@@ -9482,7 +9657,7 @@
       </w:rPr>
     </w:lvl>
   </w:abstractNum>
-  <w:abstractNum w:abstractNumId="38" w15:restartNumberingAfterBreak="0">
+  <w:abstractNum w:abstractNumId="39" w15:restartNumberingAfterBreak="0">
     <w:nsid w:val="4B622CDB"/>
     <w:multiLevelType w:val="multilevel"/>
     <w:tmpl w:val="F274DDF0"/>
@@ -9631,7 +9806,7 @@
       </w:rPr>
     </w:lvl>
   </w:abstractNum>
-  <w:abstractNum w:abstractNumId="39" w15:restartNumberingAfterBreak="0">
+  <w:abstractNum w:abstractNumId="40" w15:restartNumberingAfterBreak="0">
     <w:nsid w:val="4DF62384"/>
     <w:multiLevelType w:val="multilevel"/>
     <w:tmpl w:val="86A6FD14"/>
@@ -9780,7 +9955,7 @@
       </w:rPr>
     </w:lvl>
   </w:abstractNum>
-  <w:abstractNum w:abstractNumId="40" w15:restartNumberingAfterBreak="0">
+  <w:abstractNum w:abstractNumId="41" w15:restartNumberingAfterBreak="0">
     <w:nsid w:val="4F6E6AA6"/>
     <w:multiLevelType w:val="multilevel"/>
     <w:tmpl w:val="83028B6E"/>
@@ -9929,7 +10104,7 @@
       </w:rPr>
     </w:lvl>
   </w:abstractNum>
-  <w:abstractNum w:abstractNumId="41" w15:restartNumberingAfterBreak="0">
+  <w:abstractNum w:abstractNumId="42" w15:restartNumberingAfterBreak="0">
     <w:nsid w:val="5079023F"/>
     <w:multiLevelType w:val="multilevel"/>
     <w:tmpl w:val="CED8CBB2"/>
@@ -10042,7 +10217,7 @@
       </w:pPr>
     </w:lvl>
   </w:abstractNum>
-  <w:abstractNum w:abstractNumId="42" w15:restartNumberingAfterBreak="0">
+  <w:abstractNum w:abstractNumId="43" w15:restartNumberingAfterBreak="0">
     <w:nsid w:val="52722B3C"/>
     <w:multiLevelType w:val="multilevel"/>
     <w:tmpl w:val="C62C380E"/>
@@ -10191,7 +10366,7 @@
       </w:rPr>
     </w:lvl>
   </w:abstractNum>
-  <w:abstractNum w:abstractNumId="43" w15:restartNumberingAfterBreak="0">
+  <w:abstractNum w:abstractNumId="44" w15:restartNumberingAfterBreak="0">
     <w:nsid w:val="5306624F"/>
     <w:multiLevelType w:val="multilevel"/>
     <w:tmpl w:val="54C0BA46"/>
@@ -10340,7 +10515,7 @@
       </w:rPr>
     </w:lvl>
   </w:abstractNum>
-  <w:abstractNum w:abstractNumId="44" w15:restartNumberingAfterBreak="0">
+  <w:abstractNum w:abstractNumId="45" w15:restartNumberingAfterBreak="0">
     <w:nsid w:val="5440544F"/>
     <w:multiLevelType w:val="multilevel"/>
     <w:tmpl w:val="2BFCE0D8"/>
@@ -10489,7 +10664,7 @@
       </w:rPr>
     </w:lvl>
   </w:abstractNum>
-  <w:abstractNum w:abstractNumId="45" w15:restartNumberingAfterBreak="0">
+  <w:abstractNum w:abstractNumId="46" w15:restartNumberingAfterBreak="0">
     <w:nsid w:val="58B72CCB"/>
     <w:multiLevelType w:val="multilevel"/>
     <w:tmpl w:val="3256566A"/>
@@ -10638,7 +10813,7 @@
       </w:rPr>
     </w:lvl>
   </w:abstractNum>
-  <w:abstractNum w:abstractNumId="46" w15:restartNumberingAfterBreak="0">
+  <w:abstractNum w:abstractNumId="47" w15:restartNumberingAfterBreak="0">
     <w:nsid w:val="5D665E1B"/>
     <w:multiLevelType w:val="multilevel"/>
     <w:tmpl w:val="07E8C86A"/>
@@ -10787,7 +10962,7 @@
       </w:rPr>
     </w:lvl>
   </w:abstractNum>
-  <w:abstractNum w:abstractNumId="47" w15:restartNumberingAfterBreak="0">
+  <w:abstractNum w:abstractNumId="48" w15:restartNumberingAfterBreak="0">
     <w:nsid w:val="5ED42D33"/>
     <w:multiLevelType w:val="multilevel"/>
     <w:tmpl w:val="74707580"/>
@@ -10936,7 +11111,7 @@
       </w:rPr>
     </w:lvl>
   </w:abstractNum>
-  <w:abstractNum w:abstractNumId="48" w15:restartNumberingAfterBreak="0">
+  <w:abstractNum w:abstractNumId="49" w15:restartNumberingAfterBreak="0">
     <w:nsid w:val="5F3D04AA"/>
     <w:multiLevelType w:val="multilevel"/>
     <w:tmpl w:val="28CCA35E"/>
@@ -11085,7 +11260,7 @@
       </w:rPr>
     </w:lvl>
   </w:abstractNum>
-  <w:abstractNum w:abstractNumId="49" w15:restartNumberingAfterBreak="0">
+  <w:abstractNum w:abstractNumId="50" w15:restartNumberingAfterBreak="0">
     <w:nsid w:val="62622290"/>
     <w:multiLevelType w:val="multilevel"/>
     <w:tmpl w:val="6E288B02"/>
@@ -11234,7 +11409,7 @@
       </w:rPr>
     </w:lvl>
   </w:abstractNum>
-  <w:abstractNum w:abstractNumId="50" w15:restartNumberingAfterBreak="0">
+  <w:abstractNum w:abstractNumId="51" w15:restartNumberingAfterBreak="0">
     <w:nsid w:val="631437CC"/>
     <w:multiLevelType w:val="multilevel"/>
     <w:tmpl w:val="929E546A"/>
@@ -11383,7 +11558,7 @@
       </w:rPr>
     </w:lvl>
   </w:abstractNum>
-  <w:abstractNum w:abstractNumId="51" w15:restartNumberingAfterBreak="0">
+  <w:abstractNum w:abstractNumId="52" w15:restartNumberingAfterBreak="0">
     <w:nsid w:val="63D05E9C"/>
     <w:multiLevelType w:val="multilevel"/>
     <w:tmpl w:val="C0E48EE4"/>
@@ -11532,7 +11707,7 @@
       </w:rPr>
     </w:lvl>
   </w:abstractNum>
-  <w:abstractNum w:abstractNumId="52" w15:restartNumberingAfterBreak="0">
+  <w:abstractNum w:abstractNumId="53" w15:restartNumberingAfterBreak="0">
     <w:nsid w:val="676969FD"/>
     <w:multiLevelType w:val="multilevel"/>
     <w:tmpl w:val="C2A0F97C"/>
@@ -11681,7 +11856,7 @@
       </w:rPr>
     </w:lvl>
   </w:abstractNum>
-  <w:abstractNum w:abstractNumId="53" w15:restartNumberingAfterBreak="0">
+  <w:abstractNum w:abstractNumId="54" w15:restartNumberingAfterBreak="0">
     <w:nsid w:val="71D968BB"/>
     <w:multiLevelType w:val="multilevel"/>
     <w:tmpl w:val="4044E2DE"/>
@@ -11830,7 +12005,7 @@
       </w:rPr>
     </w:lvl>
   </w:abstractNum>
-  <w:abstractNum w:abstractNumId="54" w15:restartNumberingAfterBreak="0">
+  <w:abstractNum w:abstractNumId="55" w15:restartNumberingAfterBreak="0">
     <w:nsid w:val="74B5191F"/>
     <w:multiLevelType w:val="multilevel"/>
     <w:tmpl w:val="D5828680"/>
@@ -11979,7 +12154,7 @@
       </w:rPr>
     </w:lvl>
   </w:abstractNum>
-  <w:abstractNum w:abstractNumId="55" w15:restartNumberingAfterBreak="0">
+  <w:abstractNum w:abstractNumId="56" w15:restartNumberingAfterBreak="0">
     <w:nsid w:val="76BB272F"/>
     <w:multiLevelType w:val="multilevel"/>
     <w:tmpl w:val="EAECF688"/>
@@ -12128,7 +12303,7 @@
       </w:rPr>
     </w:lvl>
   </w:abstractNum>
-  <w:abstractNum w:abstractNumId="56" w15:restartNumberingAfterBreak="0">
+  <w:abstractNum w:abstractNumId="57" w15:restartNumberingAfterBreak="0">
     <w:nsid w:val="788B44E3"/>
     <w:multiLevelType w:val="multilevel"/>
     <w:tmpl w:val="1A44E966"/>
@@ -12277,7 +12452,7 @@
       </w:rPr>
     </w:lvl>
   </w:abstractNum>
-  <w:abstractNum w:abstractNumId="57" w15:restartNumberingAfterBreak="0">
+  <w:abstractNum w:abstractNumId="58" w15:restartNumberingAfterBreak="0">
     <w:nsid w:val="79951BAF"/>
     <w:multiLevelType w:val="multilevel"/>
     <w:tmpl w:val="8A14C602"/>
@@ -12426,7 +12601,7 @@
       </w:rPr>
     </w:lvl>
   </w:abstractNum>
-  <w:abstractNum w:abstractNumId="58" w15:restartNumberingAfterBreak="0">
+  <w:abstractNum w:abstractNumId="59" w15:restartNumberingAfterBreak="0">
     <w:nsid w:val="7A3D557A"/>
     <w:multiLevelType w:val="multilevel"/>
     <w:tmpl w:val="F2AAE582"/>
@@ -12575,7 +12750,7 @@
       </w:rPr>
     </w:lvl>
   </w:abstractNum>
-  <w:abstractNum w:abstractNumId="59" w15:restartNumberingAfterBreak="0">
+  <w:abstractNum w:abstractNumId="60" w15:restartNumberingAfterBreak="0">
     <w:nsid w:val="7BEE310D"/>
     <w:multiLevelType w:val="multilevel"/>
     <w:tmpl w:val="E2AA307A"/>
@@ -12724,7 +12899,7 @@
       </w:rPr>
     </w:lvl>
   </w:abstractNum>
-  <w:abstractNum w:abstractNumId="60" w15:restartNumberingAfterBreak="0">
+  <w:abstractNum w:abstractNumId="61" w15:restartNumberingAfterBreak="0">
     <w:nsid w:val="7C774693"/>
     <w:multiLevelType w:val="multilevel"/>
     <w:tmpl w:val="56A8CD24"/>
@@ -12873,7 +13048,7 @@
       </w:rPr>
     </w:lvl>
   </w:abstractNum>
-  <w:abstractNum w:abstractNumId="61" w15:restartNumberingAfterBreak="0">
+  <w:abstractNum w:abstractNumId="62" w15:restartNumberingAfterBreak="0">
     <w:nsid w:val="7E9446CE"/>
     <w:multiLevelType w:val="multilevel"/>
     <w:tmpl w:val="1556FC1C"/>
@@ -13022,7 +13197,7 @@
       </w:rPr>
     </w:lvl>
   </w:abstractNum>
-  <w:abstractNum w:abstractNumId="62" w15:restartNumberingAfterBreak="0">
+  <w:abstractNum w:abstractNumId="63" w15:restartNumberingAfterBreak="0">
     <w:nsid w:val="7F8313D1"/>
     <w:multiLevelType w:val="multilevel"/>
     <w:tmpl w:val="B76AE1E6"/>
@@ -13175,103 +13350,103 @@
     <w:abstractNumId w:val="5"/>
   </w:num>
   <w:num w:numId="2" w16cid:durableId="620460963">
+    <w:abstractNumId w:val="52"/>
+  </w:num>
+  <w:num w:numId="3" w16cid:durableId="645864524">
+    <w:abstractNumId w:val="55"/>
+  </w:num>
+  <w:num w:numId="4" w16cid:durableId="948850261">
+    <w:abstractNumId w:val="45"/>
+  </w:num>
+  <w:num w:numId="5" w16cid:durableId="2038584190">
     <w:abstractNumId w:val="51"/>
   </w:num>
-  <w:num w:numId="3" w16cid:durableId="645864524">
-    <w:abstractNumId w:val="54"/>
-  </w:num>
-  <w:num w:numId="4" w16cid:durableId="948850261">
+  <w:num w:numId="6" w16cid:durableId="1384670950">
     <w:abstractNumId w:val="44"/>
   </w:num>
-  <w:num w:numId="5" w16cid:durableId="2038584190">
+  <w:num w:numId="7" w16cid:durableId="1387023213">
+    <w:abstractNumId w:val="40"/>
+  </w:num>
+  <w:num w:numId="8" w16cid:durableId="1664316079">
+    <w:abstractNumId w:val="43"/>
+  </w:num>
+  <w:num w:numId="9" w16cid:durableId="495809319">
     <w:abstractNumId w:val="50"/>
   </w:num>
-  <w:num w:numId="6" w16cid:durableId="1384670950">
-    <w:abstractNumId w:val="43"/>
-  </w:num>
-  <w:num w:numId="7" w16cid:durableId="1387023213">
-    <w:abstractNumId w:val="39"/>
-  </w:num>
-  <w:num w:numId="8" w16cid:durableId="1664316079">
-    <w:abstractNumId w:val="42"/>
-  </w:num>
-  <w:num w:numId="9" w16cid:durableId="495809319">
-    <w:abstractNumId w:val="49"/>
-  </w:num>
   <w:num w:numId="10" w16cid:durableId="1885947740">
-    <w:abstractNumId w:val="57"/>
+    <w:abstractNumId w:val="58"/>
   </w:num>
   <w:num w:numId="11" w16cid:durableId="1114909961">
-    <w:abstractNumId w:val="40"/>
+    <w:abstractNumId w:val="41"/>
   </w:num>
   <w:num w:numId="12" w16cid:durableId="1607034971">
-    <w:abstractNumId w:val="62"/>
+    <w:abstractNumId w:val="63"/>
   </w:num>
   <w:num w:numId="13" w16cid:durableId="1788549603">
-    <w:abstractNumId w:val="31"/>
+    <w:abstractNumId w:val="32"/>
   </w:num>
   <w:num w:numId="14" w16cid:durableId="37703646">
-    <w:abstractNumId w:val="33"/>
+    <w:abstractNumId w:val="34"/>
   </w:num>
   <w:num w:numId="15" w16cid:durableId="1210456617">
-    <w:abstractNumId w:val="22"/>
+    <w:abstractNumId w:val="23"/>
   </w:num>
   <w:num w:numId="16" w16cid:durableId="380131677">
-    <w:abstractNumId w:val="46"/>
+    <w:abstractNumId w:val="47"/>
   </w:num>
   <w:num w:numId="17" w16cid:durableId="1311590415">
-    <w:abstractNumId w:val="60"/>
+    <w:abstractNumId w:val="61"/>
   </w:num>
   <w:num w:numId="18" w16cid:durableId="990139852">
-    <w:abstractNumId w:val="20"/>
+    <w:abstractNumId w:val="21"/>
   </w:num>
   <w:num w:numId="19" w16cid:durableId="166874286">
-    <w:abstractNumId w:val="24"/>
+    <w:abstractNumId w:val="25"/>
   </w:num>
   <w:num w:numId="20" w16cid:durableId="791434449">
-    <w:abstractNumId w:val="58"/>
+    <w:abstractNumId w:val="59"/>
   </w:num>
   <w:num w:numId="21" w16cid:durableId="1158497616">
     <w:abstractNumId w:val="7"/>
   </w:num>
   <w:num w:numId="22" w16cid:durableId="1907642172">
-    <w:abstractNumId w:val="32"/>
+    <w:abstractNumId w:val="33"/>
   </w:num>
   <w:num w:numId="23" w16cid:durableId="1994138173">
-    <w:abstractNumId w:val="53"/>
+    <w:abstractNumId w:val="54"/>
   </w:num>
   <w:num w:numId="24" w16cid:durableId="1513110860">
-    <w:abstractNumId w:val="30"/>
+    <w:abstractNumId w:val="31"/>
   </w:num>
   <w:num w:numId="25" w16cid:durableId="1348941885">
+    <w:abstractNumId w:val="38"/>
+  </w:num>
+  <w:num w:numId="26" w16cid:durableId="1564870018">
     <w:abstractNumId w:val="37"/>
   </w:num>
-  <w:num w:numId="26" w16cid:durableId="1564870018">
-    <w:abstractNumId w:val="36"/>
-  </w:num>
   <w:num w:numId="27" w16cid:durableId="1105728151">
-    <w:abstractNumId w:val="61"/>
+    <w:abstractNumId w:val="62"/>
   </w:num>
   <w:num w:numId="28" w16cid:durableId="490021489">
-    <w:abstractNumId w:val="47"/>
+    <w:abstractNumId w:val="48"/>
   </w:num>
   <w:num w:numId="29" w16cid:durableId="2049449376">
     <w:abstractNumId w:val="4"/>
   </w:num>
   <w:num w:numId="30" w16cid:durableId="1555459247">
-    <w:abstractNumId w:val="28"/>
+    <w:abstractNumId w:val="29"/>
   </w:num>
   <w:num w:numId="31" w16cid:durableId="1347364197">
-    <w:abstractNumId w:val="34"/>
+    <w:abstractNumId w:val="35"/>
   </w:num>
   <w:num w:numId="32" w16cid:durableId="220529329">
-    <w:abstractNumId w:val="41"/>
+    <w:abstractNumId w:val="42"/>
   </w:num>
   <w:num w:numId="33" w16cid:durableId="130247217">
-    <w:abstractNumId w:val="59"/>
+    <w:abstractNumId w:val="60"/>
   </w:num>
   <w:num w:numId="34" w16cid:durableId="2037652145">
-    <w:abstractNumId w:val="21"/>
+    <w:abstractNumId w:val="22"/>
   </w:num>
   <w:num w:numId="35" w16cid:durableId="708188982">
     <w:abstractNumId w:val="15"/>
@@ -13283,40 +13458,40 @@
     <w:abstractNumId w:val="0"/>
   </w:num>
   <w:num w:numId="38" w16cid:durableId="624771568">
-    <w:abstractNumId w:val="19"/>
+    <w:abstractNumId w:val="20"/>
   </w:num>
   <w:num w:numId="39" w16cid:durableId="1230841619">
-    <w:abstractNumId w:val="45"/>
+    <w:abstractNumId w:val="46"/>
   </w:num>
   <w:num w:numId="40" w16cid:durableId="2144806578">
-    <w:abstractNumId w:val="38"/>
+    <w:abstractNumId w:val="39"/>
   </w:num>
   <w:num w:numId="41" w16cid:durableId="660087324">
     <w:abstractNumId w:val="14"/>
   </w:num>
   <w:num w:numId="42" w16cid:durableId="2025982604">
-    <w:abstractNumId w:val="29"/>
+    <w:abstractNumId w:val="30"/>
   </w:num>
   <w:num w:numId="43" w16cid:durableId="2043162062">
-    <w:abstractNumId w:val="48"/>
+    <w:abstractNumId w:val="49"/>
   </w:num>
   <w:num w:numId="44" w16cid:durableId="1327241504">
-    <w:abstractNumId w:val="52"/>
+    <w:abstractNumId w:val="53"/>
   </w:num>
   <w:num w:numId="45" w16cid:durableId="1034234943">
     <w:abstractNumId w:val="3"/>
   </w:num>
   <w:num w:numId="46" w16cid:durableId="498229344">
-    <w:abstractNumId w:val="25"/>
+    <w:abstractNumId w:val="26"/>
   </w:num>
   <w:num w:numId="47" w16cid:durableId="329677339">
     <w:abstractNumId w:val="8"/>
   </w:num>
   <w:num w:numId="48" w16cid:durableId="1572156645">
-    <w:abstractNumId w:val="23"/>
+    <w:abstractNumId w:val="24"/>
   </w:num>
   <w:num w:numId="49" w16cid:durableId="703016990">
-    <w:abstractNumId w:val="55"/>
+    <w:abstractNumId w:val="56"/>
   </w:num>
   <w:num w:numId="50" w16cid:durableId="925068465">
     <w:abstractNumId w:val="10"/>
@@ -13331,10 +13506,10 @@
     <w:abstractNumId w:val="13"/>
   </w:num>
   <w:num w:numId="54" w16cid:durableId="1480464711">
-    <w:abstractNumId w:val="26"/>
+    <w:abstractNumId w:val="27"/>
   </w:num>
   <w:num w:numId="55" w16cid:durableId="1467161632">
-    <w:abstractNumId w:val="56"/>
+    <w:abstractNumId w:val="57"/>
   </w:num>
   <w:num w:numId="56" w16cid:durableId="1132939451">
     <w:abstractNumId w:val="16"/>
@@ -13346,10 +13521,10 @@
     <w:abstractNumId w:val="1"/>
   </w:num>
   <w:num w:numId="59" w16cid:durableId="1375353804">
-    <w:abstractNumId w:val="35"/>
+    <w:abstractNumId w:val="36"/>
   </w:num>
   <w:num w:numId="60" w16cid:durableId="510294455">
-    <w:abstractNumId w:val="27"/>
+    <w:abstractNumId w:val="28"/>
   </w:num>
   <w:num w:numId="61" w16cid:durableId="1954708475">
     <w:abstractNumId w:val="18"/>
@@ -13359,6 +13534,9 @@
   </w:num>
   <w:num w:numId="63" w16cid:durableId="1174150786">
     <w:abstractNumId w:val="6"/>
+  </w:num>
+  <w:num w:numId="64" w16cid:durableId="1950308008">
+    <w:abstractNumId w:val="19"/>
   </w:num>
 </w:numbering>
 </file>
@@ -13966,6 +14144,7 @@
   <w:style w:type="character" w:default="1" w:styleId="DefaultParagraphFont">
     <w:name w:val="Default Paragraph Font"/>
     <w:uiPriority w:val="1"/>
+    <w:semiHidden/>
     <w:unhideWhenUsed/>
   </w:style>
   <w:style w:type="table" w:default="1" w:styleId="TableNormal">
@@ -14279,6 +14458,45 @@
       <w:spacing w:val="5"/>
     </w:rPr>
   </w:style>
+  <w:style w:type="character" w:styleId="Hyperlink">
+    <w:name w:val="Hyperlink"/>
+    <w:basedOn w:val="DefaultParagraphFont"/>
+    <w:uiPriority w:val="99"/>
+    <w:unhideWhenUsed/>
+    <w:rsid w:val="00FE08C1"/>
+    <w:rPr>
+      <w:color w:val="0563C1" w:themeColor="hyperlink"/>
+      <w:u w:val="single"/>
+    </w:rPr>
+  </w:style>
+  <w:style w:type="character" w:styleId="UnresolvedMention">
+    <w:name w:val="Unresolved Mention"/>
+    <w:basedOn w:val="DefaultParagraphFont"/>
+    <w:uiPriority w:val="99"/>
+    <w:semiHidden/>
+    <w:unhideWhenUsed/>
+    <w:rsid w:val="00FE08C1"/>
+    <w:rPr>
+      <w:color w:val="605E5C"/>
+      <w:shd w:val="clear" w:color="auto" w:fill="E1DFDD"/>
+    </w:rPr>
+  </w:style>
+  <w:style w:type="paragraph" w:styleId="NormalWeb">
+    <w:name w:val="Normal (Web)"/>
+    <w:basedOn w:val="Normal"/>
+    <w:uiPriority w:val="99"/>
+    <w:semiHidden/>
+    <w:unhideWhenUsed/>
+    <w:rsid w:val="00E84507"/>
+    <w:pPr>
+      <w:spacing w:before="100" w:beforeAutospacing="1" w:after="100" w:afterAutospacing="1" w:line="240" w:lineRule="auto"/>
+    </w:pPr>
+    <w:rPr>
+      <w:rFonts w:ascii="Times New Roman" w:eastAsia="Times New Roman" w:hAnsi="Times New Roman" w:cs="Times New Roman"/>
+      <w:kern w:val="0"/>
+      <w14:ligatures w14:val="none"/>
+    </w:rPr>
+  </w:style>
 </w:styles>
 </file>
 
